--- a/交付成果/第三轮修订版/第三轮4周版/读书会14_阿毗达摩基础_4周资料包（第三版修订）/Word版/第2周_善不善心与心所总说_学员版.docx
+++ b/交付成果/第三轮修订版/第三轮4周版/读书会14_阿毗达摩基础_4周资料包（第三版修订）/Word版/第2周_善不善心与心所总说_学员版.docx
@@ -3666,14 +3666,6 @@
           <w:b w:val="0"/>
         </w:rPr>
         <w:t>这个故事告诉我们：即使生起短暂的善心，也是有功德的。所以，我们要好好地持戒！</w:t>
-      </w:r>
-    </w:p>
-    <w:p>
-      <w:r>
-        <w:rPr>
-          <w:b w:val="0"/>
-        </w:rPr>
-        <w:t>[generated, not original text]</w:t>
       </w:r>
     </w:p>
     <w:p>
@@ -5452,14 +5444,6 @@
     <w:p>
       <w:r>
         <w:rPr>
-          <w:b w:val="0"/>
-        </w:rPr>
-        <w:t>[generated, not original text]</w:t>
-      </w:r>
-    </w:p>
-    <w:p>
-      <w:r>
-        <w:rPr>
           <w:b/>
           <w:color w:val="1E4620"/>
           <w:sz w:val="26"/>
@@ -7188,14 +7172,6 @@
     <w:p>
       <w:r>
         <w:rPr>
-          <w:b w:val="0"/>
-        </w:rPr>
-        <w:t>[generated, not original text]</w:t>
-      </w:r>
-    </w:p>
-    <w:p>
-      <w:r>
-        <w:rPr>
           <w:b/>
           <w:color w:val="1E4620"/>
           <w:sz w:val="23"/>
@@ -8443,14 +8419,6 @@
     <w:p>
       <w:r>
         <w:rPr>
-          <w:b w:val="0"/>
-        </w:rPr>
-        <w:t>[generated, not original text]</w:t>
-      </w:r>
-    </w:p>
-    <w:p>
-      <w:r>
-        <w:rPr>
           <w:b/>
           <w:color w:val="1E4620"/>
           <w:sz w:val="23"/>
@@ -9795,14 +9763,6 @@
           <w:b w:val="0"/>
         </w:rPr>
         <w:t>（俱生缘、相互缘等亦载：）a)名名【同一名聚里的任何名法， 一蕴、二蕴或三蕴】…同一名聚里的名法同时生起、同所缘、同依处。</w:t>
-      </w:r>
-    </w:p>
-    <w:p>
-      <w:r>
-        <w:rPr>
-          <w:b w:val="0"/>
-        </w:rPr>
-        <w:t>[generated, not original text]</w:t>
       </w:r>
     </w:p>
     <w:p>
